--- a/MidnightCrew-doc.docx
+++ b/MidnightCrew-doc.docx
@@ -4,9 +4,8 @@
   <w:body>
     <w:p>
       <w:pPr>
-        <w:pStyle w:val="Title"/>
-        <w:rPr>
-          <w:rFonts w:hint="eastAsia"/>
+        <w:pStyle w:val="Titel"/>
+        <w:rPr>
           <w:lang w:val="en-US"/>
         </w:rPr>
       </w:pPr>
@@ -26,9 +25,8 @@
     </w:p>
     <w:p>
       <w:pPr>
-        <w:pStyle w:val="Heading2"/>
-        <w:rPr>
-          <w:rFonts w:hint="eastAsia"/>
+        <w:pStyle w:val="Kop2"/>
+        <w:rPr>
           <w:lang w:val="en-US"/>
         </w:rPr>
       </w:pPr>
@@ -326,12 +324,13 @@
           <w:b/>
           <w:bCs/>
         </w:rPr>
+        <w:lastRenderedPageBreak/>
         <w:t>Mechanics</w:t>
       </w:r>
     </w:p>
     <w:p>
       <w:pPr>
-        <w:pStyle w:val="ListParagraph"/>
+        <w:pStyle w:val="Lijstalinea"/>
         <w:numPr>
           <w:ilvl w:val="0"/>
           <w:numId w:val="1"/>
@@ -358,7 +357,7 @@
     </w:p>
     <w:p>
       <w:pPr>
-        <w:pStyle w:val="ListParagraph"/>
+        <w:pStyle w:val="Lijstalinea"/>
         <w:numPr>
           <w:ilvl w:val="0"/>
           <w:numId w:val="1"/>
@@ -382,7 +381,7 @@
     </w:p>
     <w:p>
       <w:pPr>
-        <w:pStyle w:val="ListParagraph"/>
+        <w:pStyle w:val="Lijstalinea"/>
         <w:numPr>
           <w:ilvl w:val="0"/>
           <w:numId w:val="1"/>
@@ -406,7 +405,7 @@
     </w:p>
     <w:p>
       <w:pPr>
-        <w:pStyle w:val="ListParagraph"/>
+        <w:pStyle w:val="Lijstalinea"/>
         <w:numPr>
           <w:ilvl w:val="0"/>
           <w:numId w:val="1"/>
@@ -430,7 +429,7 @@
     </w:p>
     <w:p>
       <w:pPr>
-        <w:pStyle w:val="ListParagraph"/>
+        <w:pStyle w:val="Lijstalinea"/>
         <w:numPr>
           <w:ilvl w:val="0"/>
           <w:numId w:val="1"/>
@@ -454,22 +453,31 @@
     </w:p>
     <w:p>
       <w:pPr>
-        <w:pStyle w:val="ListParagraph"/>
+        <w:pStyle w:val="Lijstalinea"/>
         <w:numPr>
           <w:ilvl w:val="0"/>
           <w:numId w:val="1"/>
         </w:numPr>
       </w:pPr>
       <w:r>
+        <w:t>Tijd vertraging</w:t>
+      </w:r>
+    </w:p>
+    <w:p>
+      <w:pPr>
+        <w:pStyle w:val="Lijstalinea"/>
+        <w:numPr>
+          <w:ilvl w:val="0"/>
+          <w:numId w:val="1"/>
+        </w:numPr>
+      </w:pPr>
+      <w:r>
         <w:br w:type="page"/>
       </w:r>
     </w:p>
     <w:p>
       <w:pPr>
-        <w:pStyle w:val="Heading2"/>
-        <w:rPr>
-          <w:rFonts w:hint="eastAsia"/>
-        </w:rPr>
+        <w:pStyle w:val="Kop2"/>
       </w:pPr>
       <w:r>
         <w:rPr>
@@ -477,6 +485,7 @@
           <w:bCs/>
           <w:lang w:val="en-US"/>
         </w:rPr>
+        <w:lastRenderedPageBreak/>
         <w:t>Verhaal / Immersive Design</w:t>
       </w:r>
     </w:p>
@@ -578,7 +587,19 @@
         <w:t>:</w:t>
       </w:r>
       <w:r>
-        <w:t xml:space="preserve"> hoeveelheid minutie, timer, foto van de target</w:t>
+        <w:t xml:space="preserve"> hoeveelheid minutie, </w:t>
+      </w:r>
+      <w:r>
+        <w:t>(</w:t>
+      </w:r>
+      <w:r>
+        <w:t>timer</w:t>
+      </w:r>
+      <w:r>
+        <w:t>)</w:t>
+      </w:r>
+      <w:r>
+        <w:t>, foto van de target</w:t>
       </w:r>
     </w:p>
     <w:p>
@@ -588,16 +609,14 @@
     </w:p>
     <w:p>
       <w:pPr>
-        <w:pStyle w:val="Heading2"/>
-        <w:rPr>
-          <w:rFonts w:hint="eastAsia"/>
-        </w:rPr>
-      </w:pPr>
-      <w:r>
-        <w:rPr>
-          <w:b/>
-          <w:bCs/>
-        </w:rPr>
+        <w:pStyle w:val="Kop2"/>
+      </w:pPr>
+      <w:r>
+        <w:rPr>
+          <w:b/>
+          <w:bCs/>
+        </w:rPr>
+        <w:lastRenderedPageBreak/>
         <w:t>Level Ideas</w:t>
       </w:r>
     </w:p>
@@ -864,7 +883,10 @@
         <w:t xml:space="preserve"> </w:t>
       </w:r>
       <w:r>
-        <w:t>Elimineer de eindbaas. Versla eerst zijn aanhangers en voorkom dat de eindbaas jou uitschakelt.</w:t>
+        <w:t xml:space="preserve">Elimineer de </w:t>
+      </w:r>
+      <w:r>
+        <w:t>target terwijl deze samen met de civilians van de ene kant naar de andere kant van de stad loopt. Je hebt maar 1 kans om de target te schieten want als hij uit de stad is ben je verloren</w:t>
       </w:r>
     </w:p>
     <w:p/>
@@ -1510,15 +1532,15 @@
     <w:lsdException w:name="Unresolved Mention" w:semiHidden="1" w:unhideWhenUsed="1"/>
     <w:lsdException w:name="Smart Link" w:semiHidden="1" w:unhideWhenUsed="1"/>
   </w:latentStyles>
-  <w:style w:type="paragraph" w:default="1" w:styleId="Normal">
+  <w:style w:type="paragraph" w:default="1" w:styleId="Standaard">
     <w:name w:val="Normal"/>
     <w:qFormat/>
   </w:style>
-  <w:style w:type="paragraph" w:styleId="Heading1">
+  <w:style w:type="paragraph" w:styleId="Kop1">
     <w:name w:val="heading 1"/>
-    <w:basedOn w:val="Normal"/>
-    <w:next w:val="Normal"/>
-    <w:link w:val="Heading1Char"/>
+    <w:basedOn w:val="Standaard"/>
+    <w:next w:val="Standaard"/>
+    <w:link w:val="Kop1Char"/>
     <w:uiPriority w:val="9"/>
     <w:qFormat/>
     <w:rsid w:val="00771842"/>
@@ -1535,11 +1557,11 @@
       <w:szCs w:val="40"/>
     </w:rPr>
   </w:style>
-  <w:style w:type="paragraph" w:styleId="Heading2">
+  <w:style w:type="paragraph" w:styleId="Kop2">
     <w:name w:val="heading 2"/>
-    <w:basedOn w:val="Normal"/>
-    <w:next w:val="Normal"/>
-    <w:link w:val="Heading2Char"/>
+    <w:basedOn w:val="Standaard"/>
+    <w:next w:val="Standaard"/>
+    <w:link w:val="Kop2Char"/>
     <w:uiPriority w:val="9"/>
     <w:unhideWhenUsed/>
     <w:qFormat/>
@@ -1557,11 +1579,11 @@
       <w:szCs w:val="32"/>
     </w:rPr>
   </w:style>
-  <w:style w:type="paragraph" w:styleId="Heading3">
+  <w:style w:type="paragraph" w:styleId="Kop3">
     <w:name w:val="heading 3"/>
-    <w:basedOn w:val="Normal"/>
-    <w:next w:val="Normal"/>
-    <w:link w:val="Heading3Char"/>
+    <w:basedOn w:val="Standaard"/>
+    <w:next w:val="Standaard"/>
+    <w:link w:val="Kop3Char"/>
     <w:uiPriority w:val="9"/>
     <w:unhideWhenUsed/>
     <w:qFormat/>
@@ -1579,11 +1601,11 @@
       <w:szCs w:val="28"/>
     </w:rPr>
   </w:style>
-  <w:style w:type="paragraph" w:styleId="Heading4">
+  <w:style w:type="paragraph" w:styleId="Kop4">
     <w:name w:val="heading 4"/>
-    <w:basedOn w:val="Normal"/>
-    <w:next w:val="Normal"/>
-    <w:link w:val="Heading4Char"/>
+    <w:basedOn w:val="Standaard"/>
+    <w:next w:val="Standaard"/>
+    <w:link w:val="Kop4Char"/>
     <w:uiPriority w:val="9"/>
     <w:semiHidden/>
     <w:unhideWhenUsed/>
@@ -1602,11 +1624,11 @@
       <w:color w:val="0F4761" w:themeColor="accent1" w:themeShade="BF"/>
     </w:rPr>
   </w:style>
-  <w:style w:type="paragraph" w:styleId="Heading5">
+  <w:style w:type="paragraph" w:styleId="Kop5">
     <w:name w:val="heading 5"/>
-    <w:basedOn w:val="Normal"/>
-    <w:next w:val="Normal"/>
-    <w:link w:val="Heading5Char"/>
+    <w:basedOn w:val="Standaard"/>
+    <w:next w:val="Standaard"/>
+    <w:link w:val="Kop5Char"/>
     <w:uiPriority w:val="9"/>
     <w:semiHidden/>
     <w:unhideWhenUsed/>
@@ -1623,11 +1645,11 @@
       <w:color w:val="0F4761" w:themeColor="accent1" w:themeShade="BF"/>
     </w:rPr>
   </w:style>
-  <w:style w:type="paragraph" w:styleId="Heading6">
+  <w:style w:type="paragraph" w:styleId="Kop6">
     <w:name w:val="heading 6"/>
-    <w:basedOn w:val="Normal"/>
-    <w:next w:val="Normal"/>
-    <w:link w:val="Heading6Char"/>
+    <w:basedOn w:val="Standaard"/>
+    <w:next w:val="Standaard"/>
+    <w:link w:val="Kop6Char"/>
     <w:uiPriority w:val="9"/>
     <w:semiHidden/>
     <w:unhideWhenUsed/>
@@ -1646,11 +1668,11 @@
       <w:color w:val="595959" w:themeColor="text1" w:themeTint="A6"/>
     </w:rPr>
   </w:style>
-  <w:style w:type="paragraph" w:styleId="Heading7">
+  <w:style w:type="paragraph" w:styleId="Kop7">
     <w:name w:val="heading 7"/>
-    <w:basedOn w:val="Normal"/>
-    <w:next w:val="Normal"/>
-    <w:link w:val="Heading7Char"/>
+    <w:basedOn w:val="Standaard"/>
+    <w:next w:val="Standaard"/>
+    <w:link w:val="Kop7Char"/>
     <w:uiPriority w:val="9"/>
     <w:semiHidden/>
     <w:unhideWhenUsed/>
@@ -1667,11 +1689,11 @@
       <w:color w:val="595959" w:themeColor="text1" w:themeTint="A6"/>
     </w:rPr>
   </w:style>
-  <w:style w:type="paragraph" w:styleId="Heading8">
+  <w:style w:type="paragraph" w:styleId="Kop8">
     <w:name w:val="heading 8"/>
-    <w:basedOn w:val="Normal"/>
-    <w:next w:val="Normal"/>
-    <w:link w:val="Heading8Char"/>
+    <w:basedOn w:val="Standaard"/>
+    <w:next w:val="Standaard"/>
+    <w:link w:val="Kop8Char"/>
     <w:uiPriority w:val="9"/>
     <w:semiHidden/>
     <w:unhideWhenUsed/>
@@ -1690,11 +1712,11 @@
       <w:color w:val="272727" w:themeColor="text1" w:themeTint="D8"/>
     </w:rPr>
   </w:style>
-  <w:style w:type="paragraph" w:styleId="Heading9">
+  <w:style w:type="paragraph" w:styleId="Kop9">
     <w:name w:val="heading 9"/>
-    <w:basedOn w:val="Normal"/>
-    <w:next w:val="Normal"/>
-    <w:link w:val="Heading9Char"/>
+    <w:basedOn w:val="Standaard"/>
+    <w:next w:val="Standaard"/>
+    <w:link w:val="Kop9Char"/>
     <w:uiPriority w:val="9"/>
     <w:semiHidden/>
     <w:unhideWhenUsed/>
@@ -1711,13 +1733,13 @@
       <w:color w:val="272727" w:themeColor="text1" w:themeTint="D8"/>
     </w:rPr>
   </w:style>
-  <w:style w:type="character" w:default="1" w:styleId="DefaultParagraphFont">
+  <w:style w:type="character" w:default="1" w:styleId="Standaardalinea-lettertype">
     <w:name w:val="Default Paragraph Font"/>
     <w:uiPriority w:val="1"/>
     <w:semiHidden/>
     <w:unhideWhenUsed/>
   </w:style>
-  <w:style w:type="table" w:default="1" w:styleId="TableNormal">
+  <w:style w:type="table" w:default="1" w:styleId="Standaardtabel">
     <w:name w:val="Normal Table"/>
     <w:uiPriority w:val="99"/>
     <w:semiHidden/>
@@ -1732,16 +1754,16 @@
       </w:tblCellMar>
     </w:tblPr>
   </w:style>
-  <w:style w:type="numbering" w:default="1" w:styleId="NoList">
+  <w:style w:type="numbering" w:default="1" w:styleId="Geenlijst">
     <w:name w:val="No List"/>
     <w:uiPriority w:val="99"/>
     <w:semiHidden/>
     <w:unhideWhenUsed/>
   </w:style>
-  <w:style w:type="character" w:customStyle="1" w:styleId="Heading1Char">
-    <w:name w:val="Heading 1 Char"/>
-    <w:basedOn w:val="DefaultParagraphFont"/>
-    <w:link w:val="Heading1"/>
+  <w:style w:type="character" w:customStyle="1" w:styleId="Kop1Char">
+    <w:name w:val="Kop 1 Char"/>
+    <w:basedOn w:val="Standaardalinea-lettertype"/>
+    <w:link w:val="Kop1"/>
     <w:uiPriority w:val="9"/>
     <w:rsid w:val="00771842"/>
     <w:rPr>
@@ -1751,10 +1773,10 @@
       <w:szCs w:val="40"/>
     </w:rPr>
   </w:style>
-  <w:style w:type="character" w:customStyle="1" w:styleId="Heading2Char">
-    <w:name w:val="Heading 2 Char"/>
-    <w:basedOn w:val="DefaultParagraphFont"/>
-    <w:link w:val="Heading2"/>
+  <w:style w:type="character" w:customStyle="1" w:styleId="Kop2Char">
+    <w:name w:val="Kop 2 Char"/>
+    <w:basedOn w:val="Standaardalinea-lettertype"/>
+    <w:link w:val="Kop2"/>
     <w:uiPriority w:val="9"/>
     <w:rsid w:val="00771842"/>
     <w:rPr>
@@ -1764,10 +1786,10 @@
       <w:szCs w:val="32"/>
     </w:rPr>
   </w:style>
-  <w:style w:type="character" w:customStyle="1" w:styleId="Heading3Char">
-    <w:name w:val="Heading 3 Char"/>
-    <w:basedOn w:val="DefaultParagraphFont"/>
-    <w:link w:val="Heading3"/>
+  <w:style w:type="character" w:customStyle="1" w:styleId="Kop3Char">
+    <w:name w:val="Kop 3 Char"/>
+    <w:basedOn w:val="Standaardalinea-lettertype"/>
+    <w:link w:val="Kop3"/>
     <w:uiPriority w:val="9"/>
     <w:rsid w:val="00771842"/>
     <w:rPr>
@@ -1777,10 +1799,10 @@
       <w:szCs w:val="28"/>
     </w:rPr>
   </w:style>
-  <w:style w:type="character" w:customStyle="1" w:styleId="Heading4Char">
-    <w:name w:val="Heading 4 Char"/>
-    <w:basedOn w:val="DefaultParagraphFont"/>
-    <w:link w:val="Heading4"/>
+  <w:style w:type="character" w:customStyle="1" w:styleId="Kop4Char">
+    <w:name w:val="Kop 4 Char"/>
+    <w:basedOn w:val="Standaardalinea-lettertype"/>
+    <w:link w:val="Kop4"/>
     <w:uiPriority w:val="9"/>
     <w:semiHidden/>
     <w:rsid w:val="00771842"/>
@@ -1791,10 +1813,10 @@
       <w:color w:val="0F4761" w:themeColor="accent1" w:themeShade="BF"/>
     </w:rPr>
   </w:style>
-  <w:style w:type="character" w:customStyle="1" w:styleId="Heading5Char">
-    <w:name w:val="Heading 5 Char"/>
-    <w:basedOn w:val="DefaultParagraphFont"/>
-    <w:link w:val="Heading5"/>
+  <w:style w:type="character" w:customStyle="1" w:styleId="Kop5Char">
+    <w:name w:val="Kop 5 Char"/>
+    <w:basedOn w:val="Standaardalinea-lettertype"/>
+    <w:link w:val="Kop5"/>
     <w:uiPriority w:val="9"/>
     <w:semiHidden/>
     <w:rsid w:val="00771842"/>
@@ -1803,10 +1825,10 @@
       <w:color w:val="0F4761" w:themeColor="accent1" w:themeShade="BF"/>
     </w:rPr>
   </w:style>
-  <w:style w:type="character" w:customStyle="1" w:styleId="Heading6Char">
-    <w:name w:val="Heading 6 Char"/>
-    <w:basedOn w:val="DefaultParagraphFont"/>
-    <w:link w:val="Heading6"/>
+  <w:style w:type="character" w:customStyle="1" w:styleId="Kop6Char">
+    <w:name w:val="Kop 6 Char"/>
+    <w:basedOn w:val="Standaardalinea-lettertype"/>
+    <w:link w:val="Kop6"/>
     <w:uiPriority w:val="9"/>
     <w:semiHidden/>
     <w:rsid w:val="00771842"/>
@@ -1817,10 +1839,10 @@
       <w:color w:val="595959" w:themeColor="text1" w:themeTint="A6"/>
     </w:rPr>
   </w:style>
-  <w:style w:type="character" w:customStyle="1" w:styleId="Heading7Char">
-    <w:name w:val="Heading 7 Char"/>
-    <w:basedOn w:val="DefaultParagraphFont"/>
-    <w:link w:val="Heading7"/>
+  <w:style w:type="character" w:customStyle="1" w:styleId="Kop7Char">
+    <w:name w:val="Kop 7 Char"/>
+    <w:basedOn w:val="Standaardalinea-lettertype"/>
+    <w:link w:val="Kop7"/>
     <w:uiPriority w:val="9"/>
     <w:semiHidden/>
     <w:rsid w:val="00771842"/>
@@ -1829,10 +1851,10 @@
       <w:color w:val="595959" w:themeColor="text1" w:themeTint="A6"/>
     </w:rPr>
   </w:style>
-  <w:style w:type="character" w:customStyle="1" w:styleId="Heading8Char">
-    <w:name w:val="Heading 8 Char"/>
-    <w:basedOn w:val="DefaultParagraphFont"/>
-    <w:link w:val="Heading8"/>
+  <w:style w:type="character" w:customStyle="1" w:styleId="Kop8Char">
+    <w:name w:val="Kop 8 Char"/>
+    <w:basedOn w:val="Standaardalinea-lettertype"/>
+    <w:link w:val="Kop8"/>
     <w:uiPriority w:val="9"/>
     <w:semiHidden/>
     <w:rsid w:val="00771842"/>
@@ -1843,10 +1865,10 @@
       <w:color w:val="272727" w:themeColor="text1" w:themeTint="D8"/>
     </w:rPr>
   </w:style>
-  <w:style w:type="character" w:customStyle="1" w:styleId="Heading9Char">
-    <w:name w:val="Heading 9 Char"/>
-    <w:basedOn w:val="DefaultParagraphFont"/>
-    <w:link w:val="Heading9"/>
+  <w:style w:type="character" w:customStyle="1" w:styleId="Kop9Char">
+    <w:name w:val="Kop 9 Char"/>
+    <w:basedOn w:val="Standaardalinea-lettertype"/>
+    <w:link w:val="Kop9"/>
     <w:uiPriority w:val="9"/>
     <w:semiHidden/>
     <w:rsid w:val="00771842"/>
@@ -1855,11 +1877,11 @@
       <w:color w:val="272727" w:themeColor="text1" w:themeTint="D8"/>
     </w:rPr>
   </w:style>
-  <w:style w:type="paragraph" w:styleId="Title">
+  <w:style w:type="paragraph" w:styleId="Titel">
     <w:name w:val="Title"/>
-    <w:basedOn w:val="Normal"/>
-    <w:next w:val="Normal"/>
-    <w:link w:val="TitleChar"/>
+    <w:basedOn w:val="Standaard"/>
+    <w:next w:val="Standaard"/>
+    <w:link w:val="TitelChar"/>
     <w:uiPriority w:val="10"/>
     <w:qFormat/>
     <w:rsid w:val="00771842"/>
@@ -1875,10 +1897,10 @@
       <w:szCs w:val="56"/>
     </w:rPr>
   </w:style>
-  <w:style w:type="character" w:customStyle="1" w:styleId="TitleChar">
-    <w:name w:val="Title Char"/>
-    <w:basedOn w:val="DefaultParagraphFont"/>
-    <w:link w:val="Title"/>
+  <w:style w:type="character" w:customStyle="1" w:styleId="TitelChar">
+    <w:name w:val="Titel Char"/>
+    <w:basedOn w:val="Standaardalinea-lettertype"/>
+    <w:link w:val="Titel"/>
     <w:uiPriority w:val="10"/>
     <w:rsid w:val="00771842"/>
     <w:rPr>
@@ -1889,11 +1911,11 @@
       <w:szCs w:val="56"/>
     </w:rPr>
   </w:style>
-  <w:style w:type="paragraph" w:styleId="Subtitle">
+  <w:style w:type="paragraph" w:styleId="Ondertitel">
     <w:name w:val="Subtitle"/>
-    <w:basedOn w:val="Normal"/>
-    <w:next w:val="Normal"/>
-    <w:link w:val="SubtitleChar"/>
+    <w:basedOn w:val="Standaard"/>
+    <w:next w:val="Standaard"/>
+    <w:link w:val="OndertitelChar"/>
     <w:uiPriority w:val="11"/>
     <w:qFormat/>
     <w:rsid w:val="00771842"/>
@@ -1910,10 +1932,10 @@
       <w:szCs w:val="28"/>
     </w:rPr>
   </w:style>
-  <w:style w:type="character" w:customStyle="1" w:styleId="SubtitleChar">
-    <w:name w:val="Subtitle Char"/>
-    <w:basedOn w:val="DefaultParagraphFont"/>
-    <w:link w:val="Subtitle"/>
+  <w:style w:type="character" w:customStyle="1" w:styleId="OndertitelChar">
+    <w:name w:val="Ondertitel Char"/>
+    <w:basedOn w:val="Standaardalinea-lettertype"/>
+    <w:link w:val="Ondertitel"/>
     <w:uiPriority w:val="11"/>
     <w:rsid w:val="00771842"/>
     <w:rPr>
@@ -1924,11 +1946,11 @@
       <w:szCs w:val="28"/>
     </w:rPr>
   </w:style>
-  <w:style w:type="paragraph" w:styleId="Quote">
+  <w:style w:type="paragraph" w:styleId="Citaat">
     <w:name w:val="Quote"/>
-    <w:basedOn w:val="Normal"/>
-    <w:next w:val="Normal"/>
-    <w:link w:val="QuoteChar"/>
+    <w:basedOn w:val="Standaard"/>
+    <w:next w:val="Standaard"/>
+    <w:link w:val="CitaatChar"/>
     <w:uiPriority w:val="29"/>
     <w:qFormat/>
     <w:rsid w:val="00771842"/>
@@ -1942,10 +1964,10 @@
       <w:color w:val="404040" w:themeColor="text1" w:themeTint="BF"/>
     </w:rPr>
   </w:style>
-  <w:style w:type="character" w:customStyle="1" w:styleId="QuoteChar">
-    <w:name w:val="Quote Char"/>
-    <w:basedOn w:val="DefaultParagraphFont"/>
-    <w:link w:val="Quote"/>
+  <w:style w:type="character" w:customStyle="1" w:styleId="CitaatChar">
+    <w:name w:val="Citaat Char"/>
+    <w:basedOn w:val="Standaardalinea-lettertype"/>
+    <w:link w:val="Citaat"/>
     <w:uiPriority w:val="29"/>
     <w:rsid w:val="00771842"/>
     <w:rPr>
@@ -1954,9 +1976,9 @@
       <w:color w:val="404040" w:themeColor="text1" w:themeTint="BF"/>
     </w:rPr>
   </w:style>
-  <w:style w:type="paragraph" w:styleId="ListParagraph">
+  <w:style w:type="paragraph" w:styleId="Lijstalinea">
     <w:name w:val="List Paragraph"/>
-    <w:basedOn w:val="Normal"/>
+    <w:basedOn w:val="Standaard"/>
     <w:uiPriority w:val="34"/>
     <w:qFormat/>
     <w:rsid w:val="00771842"/>
@@ -1965,9 +1987,9 @@
       <w:contextualSpacing/>
     </w:pPr>
   </w:style>
-  <w:style w:type="character" w:styleId="IntenseEmphasis">
+  <w:style w:type="character" w:styleId="Intensievebenadrukking">
     <w:name w:val="Intense Emphasis"/>
-    <w:basedOn w:val="DefaultParagraphFont"/>
+    <w:basedOn w:val="Standaardalinea-lettertype"/>
     <w:uiPriority w:val="21"/>
     <w:qFormat/>
     <w:rsid w:val="00771842"/>
@@ -1977,11 +1999,11 @@
       <w:color w:val="0F4761" w:themeColor="accent1" w:themeShade="BF"/>
     </w:rPr>
   </w:style>
-  <w:style w:type="paragraph" w:styleId="IntenseQuote">
+  <w:style w:type="paragraph" w:styleId="Duidelijkcitaat">
     <w:name w:val="Intense Quote"/>
-    <w:basedOn w:val="Normal"/>
-    <w:next w:val="Normal"/>
-    <w:link w:val="IntenseQuoteChar"/>
+    <w:basedOn w:val="Standaard"/>
+    <w:next w:val="Standaard"/>
+    <w:link w:val="DuidelijkcitaatChar"/>
     <w:uiPriority w:val="30"/>
     <w:qFormat/>
     <w:rsid w:val="00771842"/>
@@ -2000,10 +2022,10 @@
       <w:color w:val="0F4761" w:themeColor="accent1" w:themeShade="BF"/>
     </w:rPr>
   </w:style>
-  <w:style w:type="character" w:customStyle="1" w:styleId="IntenseQuoteChar">
-    <w:name w:val="Intense Quote Char"/>
-    <w:basedOn w:val="DefaultParagraphFont"/>
-    <w:link w:val="IntenseQuote"/>
+  <w:style w:type="character" w:customStyle="1" w:styleId="DuidelijkcitaatChar">
+    <w:name w:val="Duidelijk citaat Char"/>
+    <w:basedOn w:val="Standaardalinea-lettertype"/>
+    <w:link w:val="Duidelijkcitaat"/>
     <w:uiPriority w:val="30"/>
     <w:rsid w:val="00771842"/>
     <w:rPr>
@@ -2012,9 +2034,9 @@
       <w:color w:val="0F4761" w:themeColor="accent1" w:themeShade="BF"/>
     </w:rPr>
   </w:style>
-  <w:style w:type="character" w:styleId="IntenseReference">
+  <w:style w:type="character" w:styleId="Intensieveverwijzing">
     <w:name w:val="Intense Reference"/>
-    <w:basedOn w:val="DefaultParagraphFont"/>
+    <w:basedOn w:val="Standaardalinea-lettertype"/>
     <w:uiPriority w:val="32"/>
     <w:qFormat/>
     <w:rsid w:val="00771842"/>

--- a/MidnightCrew-doc.docx
+++ b/MidnightCrew-doc.docx
@@ -4,9 +4,8 @@
   <w:body>
     <w:p>
       <w:pPr>
-        <w:pStyle w:val="Title"/>
-        <w:rPr>
-          <w:rFonts w:hint="eastAsia"/>
+        <w:pStyle w:val="Titel"/>
+        <w:rPr>
           <w:lang w:val="en-US"/>
         </w:rPr>
       </w:pPr>
@@ -26,9 +25,8 @@
     </w:p>
     <w:p>
       <w:pPr>
-        <w:pStyle w:val="Heading2"/>
-        <w:rPr>
-          <w:rFonts w:hint="eastAsia"/>
+        <w:pStyle w:val="Kop2"/>
+        <w:rPr>
           <w:lang w:val="en-US"/>
         </w:rPr>
       </w:pPr>
@@ -326,162 +324,190 @@
           <w:b/>
           <w:bCs/>
         </w:rPr>
+        <w:lastRenderedPageBreak/>
         <w:t>Mechanics</w:t>
       </w:r>
     </w:p>
     <w:p>
       <w:pPr>
-        <w:pStyle w:val="ListParagraph"/>
+        <w:pStyle w:val="Lijstalinea"/>
         <w:numPr>
           <w:ilvl w:val="0"/>
           <w:numId w:val="1"/>
         </w:numPr>
       </w:pPr>
       <w:r>
-        <w:t>Ge</w:t>
-      </w:r>
-      <w:r>
-        <w:t>li</w:t>
-      </w:r>
-      <w:r>
-        <w:t>mi</w:t>
-      </w:r>
-      <w:r>
-        <w:t>teerd</w:t>
-      </w:r>
-      <w:r>
-        <w:t xml:space="preserve"> zic</w:t>
-      </w:r>
-      <w:r>
-        <w:t>ht</w:t>
-      </w:r>
-    </w:p>
-    <w:p>
-      <w:pPr>
-        <w:pStyle w:val="ListParagraph"/>
+        <w:t>Scopen / Inzoemen</w:t>
+      </w:r>
+    </w:p>
+    <w:p>
+      <w:pPr>
+        <w:pStyle w:val="Lijstalinea"/>
         <w:numPr>
           <w:ilvl w:val="0"/>
           <w:numId w:val="1"/>
         </w:numPr>
       </w:pPr>
       <w:r>
-        <w:t xml:space="preserve">De </w:t>
-      </w:r>
-      <w:r>
-        <w:t>bl</w:t>
-      </w:r>
-      <w:r>
-        <w:t>iksem</w:t>
-      </w:r>
-      <w:r>
-        <w:t xml:space="preserve"> </w:t>
-      </w:r>
-      <w:r>
-        <w:t>flits</w:t>
-      </w:r>
-    </w:p>
-    <w:p>
-      <w:pPr>
-        <w:pStyle w:val="ListParagraph"/>
+        <w:t>Schieten</w:t>
+      </w:r>
+    </w:p>
+    <w:p>
+      <w:pPr>
+        <w:pStyle w:val="Lijstalinea"/>
         <w:numPr>
           <w:ilvl w:val="0"/>
           <w:numId w:val="1"/>
         </w:numPr>
       </w:pPr>
       <w:r>
-        <w:t>Me</w:t>
-      </w:r>
-      <w:r>
-        <w:t>mor</w:t>
-      </w:r>
-      <w:r>
-        <w:t xml:space="preserve">y </w:t>
-      </w:r>
-      <w:r>
-        <w:t>mappin</w:t>
-      </w:r>
-      <w:r>
-        <w:t>g</w:t>
-      </w:r>
-    </w:p>
-    <w:p>
-      <w:pPr>
-        <w:pStyle w:val="ListParagraph"/>
+        <w:t>SloMo (vertraagt het spel)</w:t>
+      </w:r>
+    </w:p>
+    <w:p>
+      <w:pPr>
+        <w:pStyle w:val="Lijstalinea"/>
         <w:numPr>
           <w:ilvl w:val="0"/>
           <w:numId w:val="1"/>
         </w:numPr>
       </w:pPr>
       <w:r>
-        <w:t>P</w:t>
-      </w:r>
-      <w:r>
-        <w:t>reci</w:t>
-      </w:r>
-      <w:r>
-        <w:t>sie</w:t>
-      </w:r>
-      <w:r>
-        <w:t xml:space="preserve"> s</w:t>
-      </w:r>
-      <w:r>
-        <w:t>chot</w:t>
-      </w:r>
-    </w:p>
-    <w:p>
-      <w:pPr>
-        <w:pStyle w:val="ListParagraph"/>
+        <w:t>Kijken / Rondzoeken</w:t>
+      </w:r>
+    </w:p>
+    <w:p>
+      <w:pPr>
+        <w:pStyle w:val="Lijstalinea"/>
         <w:numPr>
           <w:ilvl w:val="0"/>
           <w:numId w:val="1"/>
         </w:numPr>
       </w:pPr>
       <w:r>
-        <w:t>Stra</w:t>
-      </w:r>
-      <w:r>
-        <w:t>f</w:t>
-      </w:r>
-      <w:r>
-        <w:t>sys</w:t>
-      </w:r>
-      <w:r>
-        <w:t>tee</w:t>
-      </w:r>
-      <w:r>
-        <w:t>m</w:t>
-      </w:r>
-    </w:p>
-    <w:p>
-      <w:pPr>
-        <w:pStyle w:val="ListParagraph"/>
+        <w:t>Ge</w:t>
+      </w:r>
+      <w:r>
+        <w:t>li</w:t>
+      </w:r>
+      <w:r>
+        <w:t>mi</w:t>
+      </w:r>
+      <w:r>
+        <w:t>teerd</w:t>
+      </w:r>
+      <w:r>
+        <w:t xml:space="preserve"> zic</w:t>
+      </w:r>
+      <w:r>
+        <w:t>ht</w:t>
+      </w:r>
+    </w:p>
+    <w:p>
+      <w:pPr>
+        <w:pStyle w:val="Lijstalinea"/>
         <w:numPr>
           <w:ilvl w:val="0"/>
           <w:numId w:val="1"/>
         </w:numPr>
       </w:pPr>
       <w:r>
+        <w:t xml:space="preserve">De </w:t>
+      </w:r>
+      <w:r>
+        <w:t>bl</w:t>
+      </w:r>
+      <w:r>
+        <w:t>iksem</w:t>
+      </w:r>
+      <w:r>
+        <w:t xml:space="preserve"> </w:t>
+      </w:r>
+      <w:r>
+        <w:t>flits</w:t>
+      </w:r>
+    </w:p>
+    <w:p>
+      <w:pPr>
+        <w:pStyle w:val="Lijstalinea"/>
+        <w:numPr>
+          <w:ilvl w:val="0"/>
+          <w:numId w:val="1"/>
+        </w:numPr>
+      </w:pPr>
+      <w:r>
+        <w:t>Me</w:t>
+      </w:r>
+      <w:r>
+        <w:t>mor</w:t>
+      </w:r>
+      <w:r>
+        <w:t xml:space="preserve">y </w:t>
+      </w:r>
+      <w:r>
+        <w:t>mappin</w:t>
+      </w:r>
+      <w:r>
+        <w:t>g</w:t>
+      </w:r>
+    </w:p>
+    <w:p>
+      <w:pPr>
+        <w:pStyle w:val="Lijstalinea"/>
+        <w:numPr>
+          <w:ilvl w:val="0"/>
+          <w:numId w:val="1"/>
+        </w:numPr>
+      </w:pPr>
+      <w:r>
+        <w:t>P</w:t>
+      </w:r>
+      <w:r>
+        <w:t>reci</w:t>
+      </w:r>
+      <w:r>
+        <w:t>sie</w:t>
+      </w:r>
+      <w:r>
+        <w:t xml:space="preserve"> s</w:t>
+      </w:r>
+      <w:r>
+        <w:t>chot</w:t>
+      </w:r>
+      <w:r>
         <w:br w:type="page"/>
       </w:r>
     </w:p>
     <w:p>
       <w:pPr>
-        <w:pStyle w:val="Heading2"/>
-        <w:rPr>
-          <w:rFonts w:hint="eastAsia"/>
-        </w:rPr>
-      </w:pPr>
-      <w:r>
-        <w:rPr>
-          <w:b/>
-          <w:bCs/>
-          <w:lang w:val="en-US"/>
-        </w:rPr>
+        <w:pStyle w:val="Kop2"/>
+      </w:pPr>
+      <w:r>
+        <w:rPr>
+          <w:b/>
+          <w:bCs/>
+        </w:rPr>
+        <w:lastRenderedPageBreak/>
         <w:t>Verhaal / Immersive Design</w:t>
       </w:r>
     </w:p>
     <w:p>
       <w:pPr>
+        <w:rPr>
+          <w:rFonts w:eastAsiaTheme="minorEastAsia"/>
+        </w:rPr>
+      </w:pPr>
+      <w:r>
+        <w:rPr>
+          <w:b/>
+          <w:bCs/>
+        </w:rPr>
+        <w:t>Verhaal/Setting</w:t>
+      </w:r>
+      <w:r>
+        <w:t>:</w:t>
+      </w:r>
+      <w:r>
         <w:rPr>
           <w:rFonts w:ascii="Arial" w:hAnsi="Arial" w:cs="Arial"/>
           <w:b/>
@@ -491,18 +517,54 @@
           <w:szCs w:val="27"/>
           <w:shd w:val="clear" w:color="auto" w:fill="FFFFFF"/>
         </w:rPr>
-      </w:pPr>
-      <w:r>
-        <w:rPr>
-          <w:b/>
-          <w:bCs/>
-        </w:rPr>
-        <w:t>Verhaal/Setting</w:t>
-      </w:r>
-      <w:r>
-        <w:t>:</w:t>
-      </w:r>
-      <w:r>
+        <w:t xml:space="preserve"> </w:t>
+      </w:r>
+      <w:r>
+        <w:rPr>
+          <w:rFonts w:eastAsiaTheme="minorEastAsia"/>
+        </w:rPr>
+        <w:t>Je bent een schim in de nacht. Een professionele hitman die pas tot leven komt als de rest van de wereld slaapt. Jouw speelveld? De gitzwarte duisternis. Jouw doel? Vier specifieke targets uitschakelen.</w:t>
+      </w:r>
+    </w:p>
+    <w:p>
+      <w:pPr>
+        <w:rPr>
+          <w:rFonts w:eastAsiaTheme="minorEastAsia"/>
+        </w:rPr>
+      </w:pPr>
+      <w:r>
+        <w:rPr>
+          <w:rFonts w:eastAsiaTheme="minorEastAsia"/>
+        </w:rPr>
+        <w:t>Maar er is een addertje onder het gras: de nacht is zó donker dat je blind bent. Je hebt geen nachtkijker, geen radar. Je bent volledig afhankelijk van de grillige, onvoorspelbare lichtflitsen van een naderende storm of passerende lichten om je vizier scherp te stellen. Eén flits... dat is alles wat je krijgt om je doelwit te identificeren en de tr</w:t>
+      </w:r>
+      <w:r>
+        <w:rPr>
+          <w:rFonts w:eastAsiaTheme="minorEastAsia"/>
+        </w:rPr>
+        <w:t>igg</w:t>
+      </w:r>
+      <w:r>
+        <w:rPr>
+          <w:rFonts w:eastAsiaTheme="minorEastAsia"/>
+        </w:rPr>
+        <w:t>er over te halen. Mis je? Dan is je kans</w:t>
+      </w:r>
+      <w:r>
+        <w:rPr>
+          <w:rFonts w:eastAsiaTheme="minorEastAsia"/>
+        </w:rPr>
+        <w:t xml:space="preserve"> misschien wel</w:t>
+      </w:r>
+      <w:r>
+        <w:rPr>
+          <w:rFonts w:eastAsiaTheme="minorEastAsia"/>
+        </w:rPr>
+        <w:t xml:space="preserve"> verkeken.</w:t>
+      </w:r>
+    </w:p>
+    <w:p>
+      <w:pPr>
         <w:rPr>
           <w:rFonts w:ascii="Arial" w:hAnsi="Arial" w:cs="Arial"/>
           <w:b/>
@@ -512,19 +574,56 @@
           <w:szCs w:val="27"/>
           <w:shd w:val="clear" w:color="auto" w:fill="FFFFFF"/>
         </w:rPr>
+      </w:pPr>
+    </w:p>
+    <w:p>
+      <w:r>
+        <w:rPr>
+          <w:b/>
+          <w:bCs/>
+        </w:rPr>
+        <w:t>Game Art/Audio</w:t>
+      </w:r>
+      <w:r>
+        <w:t>:</w:t>
+      </w:r>
+      <w:r>
         <w:t xml:space="preserve"> </w:t>
       </w:r>
       <w:r>
-        <w:rPr>
-          <w:rFonts w:eastAsiaTheme="minorEastAsia"/>
-        </w:rPr>
-        <w:t>Je bent een sniper die missies uitvoerd in het midden van de nacht. Jij moet er voor zorgen dat de juiste target wordt uitgeschackeld</w:t>
-      </w:r>
-      <w:r>
-        <w:rPr>
-          <w:rFonts w:eastAsiaTheme="minorEastAsia"/>
-        </w:rPr>
-        <w:t xml:space="preserve"> maar omdat alles donker is moet je wel wachten op lichtflitsen om de target te vinden.</w:t>
+        <w:t>Om de speler te positioneren in de wereld van een huurmoordenaar, is er gekozen voor een rauwe en duistere visuele stijl. De omgeving wordt gekenmerkt door diepe schaduwen en een beklemmende sfeer. Omdat de gameplay leunt op tijdelijke zichtbaarheid, vormt het contrast tussen licht en donker de kern van de spanning en de spelervaring.</w:t>
+      </w:r>
+    </w:p>
+    <w:p>
+      <w:r>
+        <w:t>Om deze wereld zo donker en ruw te laten lijken maakten we gebruik van allerlei assets/ models</w:t>
+      </w:r>
+    </w:p>
+    <w:p>
+      <w:pPr>
+        <w:pStyle w:val="Lijstalinea"/>
+        <w:numPr>
+          <w:ilvl w:val="0"/>
+          <w:numId w:val="1"/>
+        </w:numPr>
+      </w:pPr>
+      <w:r>
+        <w:t>Omgeving &amp; personages: Wij gebruikte gratis assetpacks van Sketchfab voor onze omgeving te maken</w:t>
+      </w:r>
+    </w:p>
+    <w:p>
+      <w:pPr>
+        <w:pStyle w:val="Lijstalinea"/>
+        <w:numPr>
+          <w:ilvl w:val="0"/>
+          <w:numId w:val="1"/>
+        </w:numPr>
+      </w:pPr>
+      <w:r>
+        <w:t xml:space="preserve">We hebben ook geluiden en muziekstukken geïmplementeerd. Zoals het schieten en inzoomen. Ook hebben we een spannend muziekstuk dat voortdurend afspeelt voor de spanning meer op te wekken. We gebruikte de gratis geluiden van </w:t>
+      </w:r>
+      <w:r>
+        <w:t>Pixabay.</w:t>
       </w:r>
     </w:p>
     <w:p>
@@ -539,7 +638,7 @@
           <w:bCs/>
           <w:lang w:val="en-US"/>
         </w:rPr>
-        <w:t>Game Art/Audio</w:t>
+        <w:t>User Interface</w:t>
       </w:r>
       <w:r>
         <w:rPr>
@@ -557,57 +656,144 @@
         <w:rPr>
           <w:lang w:val="en-US"/>
         </w:rPr>
-        <w:t>kenny City pack</w:t>
+        <w:t>Target</w:t>
       </w:r>
       <w:r>
         <w:rPr>
           <w:lang w:val="en-US"/>
         </w:rPr>
-        <w:t>, ...</w:t>
-      </w:r>
-    </w:p>
-    <w:p>
-      <w:r>
-        <w:rPr>
-          <w:b/>
-          <w:bCs/>
-        </w:rPr>
-        <w:t>User Interface</w:t>
-      </w:r>
-      <w:r>
+        <w:t>blad</w:t>
+      </w:r>
+      <w:r>
+        <w:rPr>
+          <w:lang w:val="en-US"/>
+        </w:rPr>
+        <w:t>, Slowmo</w:t>
+      </w:r>
+      <w:r>
+        <w:rPr>
+          <w:lang w:val="en-US"/>
+        </w:rPr>
+        <w:t>bar</w:t>
+      </w:r>
+      <w:r>
+        <w:rPr>
+          <w:lang w:val="en-US"/>
+        </w:rPr>
+        <w:t>, c</w:t>
+      </w:r>
+      <w:r>
+        <w:rPr>
+          <w:lang w:val="en-US"/>
+        </w:rPr>
+        <w:t>rosshair, menu</w:t>
+      </w:r>
+    </w:p>
+    <w:p>
+      <w:pPr>
+        <w:rPr>
+          <w:lang w:val="en-US"/>
+        </w:rPr>
+      </w:pPr>
+      <w:r>
+        <w:rPr>
+          <w:lang w:val="en-US"/>
+        </w:rPr>
+        <w:br w:type="page"/>
+      </w:r>
+    </w:p>
+    <w:p>
+      <w:pPr>
+        <w:pStyle w:val="Kop2"/>
+      </w:pPr>
+      <w:r>
+        <w:rPr>
+          <w:b/>
+          <w:bCs/>
+        </w:rPr>
+        <w:lastRenderedPageBreak/>
+        <w:t>Level Ideas</w:t>
+      </w:r>
+    </w:p>
+    <w:p>
+      <w:r>
+        <w:rPr>
+          <w:b/>
+          <w:bCs/>
+        </w:rPr>
+        <w:t>Levels</w:t>
+      </w:r>
+      <w:r>
+        <w:rPr>
+          <w:b/>
+          <w:bCs/>
+        </w:rPr>
         <w:t>:</w:t>
       </w:r>
-      <w:r>
-        <w:t xml:space="preserve"> hoeveelheid minutie, timer, foto van de target</w:t>
-      </w:r>
-    </w:p>
-    <w:p>
-      <w:r>
-        <w:br w:type="page"/>
-      </w:r>
-    </w:p>
-    <w:p>
-      <w:pPr>
-        <w:pStyle w:val="Heading2"/>
-        <w:rPr>
-          <w:rFonts w:hint="eastAsia"/>
-        </w:rPr>
-      </w:pPr>
-      <w:r>
-        <w:rPr>
-          <w:b/>
-          <w:bCs/>
-        </w:rPr>
-        <w:t>Level Ideas</w:t>
-      </w:r>
-    </w:p>
-    <w:p>
-      <w:r>
-        <w:rPr>
-          <w:b/>
-          <w:bCs/>
-        </w:rPr>
-        <w:t>Levels</w:t>
+    </w:p>
+    <w:p>
+      <w:pPr>
+        <w:ind w:left="705"/>
+        <w:rPr>
+          <w:b/>
+          <w:bCs/>
+        </w:rPr>
+      </w:pPr>
+      <w:r>
+        <w:rPr>
+          <w:b/>
+          <w:bCs/>
+        </w:rPr>
+        <w:t>Le</w:t>
+      </w:r>
+      <w:r>
+        <w:rPr>
+          <w:b/>
+          <w:bCs/>
+        </w:rPr>
+        <w:t>vel</w:t>
+      </w:r>
+      <w:r>
+        <w:rPr>
+          <w:b/>
+          <w:bCs/>
+        </w:rPr>
+        <w:t>1</w:t>
+      </w:r>
+      <w:r>
+        <w:rPr>
+          <w:b/>
+          <w:bCs/>
+        </w:rPr>
+        <w:t xml:space="preserve"> </w:t>
+      </w:r>
+      <w:r>
+        <w:rPr>
+          <w:b/>
+          <w:bCs/>
+        </w:rPr>
+        <w:t>(Tu</w:t>
+      </w:r>
+      <w:r>
+        <w:rPr>
+          <w:b/>
+          <w:bCs/>
+        </w:rPr>
+        <w:t>toria</w:t>
+      </w:r>
+      <w:r>
+        <w:rPr>
+          <w:b/>
+          <w:bCs/>
+        </w:rPr>
+        <w:t>l</w:t>
+      </w:r>
+      <w:r>
+        <w:rPr>
+          <w:b/>
+          <w:bCs/>
+        </w:rPr>
+        <w:t>)</w:t>
       </w:r>
       <w:r>
         <w:rPr>
@@ -616,6 +802,28 @@
         </w:rPr>
         <w:t>:</w:t>
       </w:r>
+      <w:r>
+        <w:rPr>
+          <w:b/>
+          <w:bCs/>
+        </w:rPr>
+        <w:t xml:space="preserve"> </w:t>
+      </w:r>
+      <w:r>
+        <w:t>D</w:t>
+      </w:r>
+      <w:r>
+        <w:t>e introductie van het spel. Hier leer je</w:t>
+      </w:r>
+      <w:r>
+        <w:t xml:space="preserve"> al de mechanics en leer je hoe je een hitman wordt. Je bent een beginnende hitman en start je eerste missie de tutorial. Je start op een dak en moet goed kunnen bewegen en naar verschillende daken kunnen overspringen. Vervolgens leer je hoe je je wapen moet gebruiken en hoe je je target moet neerschieten. Als laatste leer je jouw speciale </w:t>
+      </w:r>
+      <w:r>
+        <w:t>abilities</w:t>
+      </w:r>
+      <w:r>
+        <w:t>, hoe je de tijd even kunt vertragen voor een korte tijd.</w:t>
+      </w:r>
     </w:p>
     <w:p>
       <w:pPr>
@@ -630,21 +838,61 @@
           <w:b/>
           <w:bCs/>
         </w:rPr>
-        <w:t>Le</w:t>
-      </w:r>
-      <w:r>
-        <w:rPr>
-          <w:b/>
-          <w:bCs/>
-        </w:rPr>
-        <w:t>vel</w:t>
-      </w:r>
-      <w:r>
-        <w:rPr>
-          <w:b/>
-          <w:bCs/>
-        </w:rPr>
-        <w:t>1</w:t>
+        <w:t>Leve</w:t>
+      </w:r>
+      <w:r>
+        <w:rPr>
+          <w:b/>
+          <w:bCs/>
+        </w:rPr>
+        <w:t>l</w:t>
+      </w:r>
+      <w:r>
+        <w:rPr>
+          <w:b/>
+          <w:bCs/>
+        </w:rPr>
+        <w:t>2</w:t>
+      </w:r>
+      <w:r>
+        <w:rPr>
+          <w:b/>
+          <w:bCs/>
+        </w:rPr>
+        <w:t xml:space="preserve">: </w:t>
+      </w:r>
+      <w:r>
+        <w:t>Je houdt je oog naar een parkje. Hier ziet je target verstopt. Past op er zijn ook burgers die je niet mag raken. Gebruik je mechanics goed en schakel je target uit.</w:t>
+      </w:r>
+    </w:p>
+    <w:p>
+      <w:pPr>
+        <w:ind w:left="705"/>
+        <w:rPr>
+          <w:b/>
+          <w:bCs/>
+        </w:rPr>
+      </w:pPr>
+      <w:r>
+        <w:rPr>
+          <w:b/>
+          <w:bCs/>
+        </w:rPr>
+        <w:t>Level</w:t>
+      </w:r>
+      <w:r>
+        <w:rPr>
+          <w:b/>
+          <w:bCs/>
+        </w:rPr>
+        <w:t>3</w:t>
+      </w:r>
+      <w:r>
+        <w:rPr>
+          <w:b/>
+          <w:bCs/>
+        </w:rPr>
+        <w:t>:</w:t>
       </w:r>
       <w:r>
         <w:rPr>
@@ -654,18 +902,36 @@
         <w:t xml:space="preserve"> </w:t>
       </w:r>
       <w:r>
-        <w:rPr>
-          <w:b/>
-          <w:bCs/>
-        </w:rPr>
-        <w:t>(Tu</w:t>
-      </w:r>
-      <w:r>
-        <w:rPr>
-          <w:b/>
-          <w:bCs/>
-        </w:rPr>
-        <w:t>toria</w:t>
+        <w:t xml:space="preserve">Je kijkt niet meer naar benden maar naar boven. Er is een dak feestje en </w:t>
+      </w:r>
+      <w:r>
+        <w:tab/>
+        <w:t>heel veel burgers zitten op hun dak en de target natuurlijk</w:t>
+      </w:r>
+      <w:r>
+        <w:t xml:space="preserve"> ook, maak gebruik van deze hoogtes</w:t>
+      </w:r>
+      <w:r>
+        <w:t>. Kijk goed en maakt natuurlijk gebruik van de bliksem om je target uit te schakelen.</w:t>
+      </w:r>
+      <w:r>
+        <w:rPr>
+          <w:b/>
+          <w:bCs/>
+        </w:rPr>
+        <w:t xml:space="preserve"> </w:t>
+      </w:r>
+    </w:p>
+    <w:p>
+      <w:pPr>
+        <w:ind w:left="708"/>
+      </w:pPr>
+      <w:r>
+        <w:rPr>
+          <w:b/>
+          <w:bCs/>
+        </w:rPr>
+        <w:t>Leve</w:t>
       </w:r>
       <w:r>
         <w:rPr>
@@ -679,14 +945,7 @@
           <w:b/>
           <w:bCs/>
         </w:rPr>
-        <w:t>)</w:t>
-      </w:r>
-      <w:r>
-        <w:rPr>
-          <w:b/>
-          <w:bCs/>
-        </w:rPr>
-        <w:t>:</w:t>
+        <w:t>4:</w:t>
       </w:r>
       <w:r>
         <w:rPr>
@@ -696,175 +955,7 @@
         <w:t xml:space="preserve"> </w:t>
       </w:r>
       <w:r>
-        <w:t>D</w:t>
-      </w:r>
-      <w:r>
-        <w:t xml:space="preserve">e introductie van het spel. Hier leer je hoe je moet mikken </w:t>
-      </w:r>
-      <w:r>
-        <w:tab/>
-      </w:r>
-      <w:r>
-        <w:t>schieten kijken wie de target is, de target vinden met het licht</w:t>
-      </w:r>
-      <w:r>
-        <w:t>. Het zal een open plein zijn met niet veel andere mensen buiten de target.</w:t>
-      </w:r>
-    </w:p>
-    <w:p>
-      <w:pPr>
-        <w:rPr>
-          <w:b/>
-          <w:bCs/>
-        </w:rPr>
-      </w:pPr>
-      <w:r>
-        <w:rPr>
-          <w:b/>
-          <w:bCs/>
-        </w:rPr>
-        <w:tab/>
-      </w:r>
-      <w:r>
-        <w:rPr>
-          <w:b/>
-          <w:bCs/>
-        </w:rPr>
-        <w:t>Leve</w:t>
-      </w:r>
-      <w:r>
-        <w:rPr>
-          <w:b/>
-          <w:bCs/>
-        </w:rPr>
-        <w:t>l</w:t>
-      </w:r>
-      <w:r>
-        <w:rPr>
-          <w:b/>
-          <w:bCs/>
-        </w:rPr>
-        <w:t>2</w:t>
-      </w:r>
-      <w:r>
-        <w:rPr>
-          <w:b/>
-          <w:bCs/>
-        </w:rPr>
-        <w:t xml:space="preserve">: </w:t>
-      </w:r>
-      <w:r>
-        <w:t>D</w:t>
-      </w:r>
-      <w:r>
-        <w:t xml:space="preserve">e map blijft hetzelfde maar er komen meerdere slachtoffers wat het </w:t>
-      </w:r>
-      <w:r>
-        <w:tab/>
-      </w:r>
-      <w:r>
-        <w:t>moeilijker maakt de target te vinden</w:t>
-      </w:r>
-    </w:p>
-    <w:p>
-      <w:pPr>
-        <w:rPr>
-          <w:b/>
-          <w:bCs/>
-        </w:rPr>
-      </w:pPr>
-      <w:r>
-        <w:rPr>
-          <w:b/>
-          <w:bCs/>
-        </w:rPr>
-        <w:tab/>
-      </w:r>
-      <w:r>
-        <w:rPr>
-          <w:b/>
-          <w:bCs/>
-        </w:rPr>
-        <w:t>Level</w:t>
-      </w:r>
-      <w:r>
-        <w:rPr>
-          <w:b/>
-          <w:bCs/>
-        </w:rPr>
-        <w:t>3</w:t>
-      </w:r>
-      <w:r>
-        <w:rPr>
-          <w:b/>
-          <w:bCs/>
-        </w:rPr>
-        <w:t>:</w:t>
-      </w:r>
-      <w:r>
-        <w:rPr>
-          <w:b/>
-          <w:bCs/>
-        </w:rPr>
-        <w:t xml:space="preserve"> </w:t>
-      </w:r>
-      <w:r>
-        <w:t>D</w:t>
-      </w:r>
-      <w:r>
-        <w:t xml:space="preserve">e tijd dat de stad wordt verlicht verkleint wat het moeilijker maakt </w:t>
-      </w:r>
-      <w:r>
-        <w:tab/>
-      </w:r>
-      <w:r>
-        <w:tab/>
-      </w:r>
-      <w:r>
-        <w:t>de target te identificeren</w:t>
-      </w:r>
-      <w:r>
-        <w:rPr>
-          <w:b/>
-          <w:bCs/>
-        </w:rPr>
-        <w:t xml:space="preserve"> </w:t>
-      </w:r>
-    </w:p>
-    <w:p>
-      <w:pPr>
-        <w:ind w:left="708"/>
-      </w:pPr>
-      <w:r>
-        <w:rPr>
-          <w:b/>
-          <w:bCs/>
-        </w:rPr>
-        <w:t>Leve</w:t>
-      </w:r>
-      <w:r>
-        <w:rPr>
-          <w:b/>
-          <w:bCs/>
-        </w:rPr>
-        <w:t>l</w:t>
-      </w:r>
-      <w:r>
-        <w:rPr>
-          <w:b/>
-          <w:bCs/>
-        </w:rPr>
-        <w:t>4:</w:t>
-      </w:r>
-      <w:r>
-        <w:rPr>
-          <w:b/>
-          <w:bCs/>
-        </w:rPr>
-        <w:t xml:space="preserve"> </w:t>
-      </w:r>
-      <w:r>
-        <w:t>Elimineer de eindbaas. Versla eerst zijn aanhangers en voorkom dat de eindbaas jou uitschakelt.</w:t>
+        <w:t>De finale, je zit terug op een dak van een gebouw. Er is een aanslag geweest en een grootte groep mensen willen van de ene kant naar de andere kant rennen. Je target zit tussen die massa. Je hebt niet veel tijd dus zorg dat je op tijd je target vindt en direct elimineert want wanneer ze de overkant bereiken en in het gebouw stormen dan kan jij ze niet meer zien. En is je target op de vlucht en dan heb je gefaald.</w:t>
       </w:r>
     </w:p>
     <w:p/>
@@ -1510,15 +1601,15 @@
     <w:lsdException w:name="Unresolved Mention" w:semiHidden="1" w:unhideWhenUsed="1"/>
     <w:lsdException w:name="Smart Link" w:semiHidden="1" w:unhideWhenUsed="1"/>
   </w:latentStyles>
-  <w:style w:type="paragraph" w:default="1" w:styleId="Normal">
+  <w:style w:type="paragraph" w:default="1" w:styleId="Standaard">
     <w:name w:val="Normal"/>
     <w:qFormat/>
   </w:style>
-  <w:style w:type="paragraph" w:styleId="Heading1">
+  <w:style w:type="paragraph" w:styleId="Kop1">
     <w:name w:val="heading 1"/>
-    <w:basedOn w:val="Normal"/>
-    <w:next w:val="Normal"/>
-    <w:link w:val="Heading1Char"/>
+    <w:basedOn w:val="Standaard"/>
+    <w:next w:val="Standaard"/>
+    <w:link w:val="Kop1Char"/>
     <w:uiPriority w:val="9"/>
     <w:qFormat/>
     <w:rsid w:val="00771842"/>
@@ -1535,11 +1626,11 @@
       <w:szCs w:val="40"/>
     </w:rPr>
   </w:style>
-  <w:style w:type="paragraph" w:styleId="Heading2">
+  <w:style w:type="paragraph" w:styleId="Kop2">
     <w:name w:val="heading 2"/>
-    <w:basedOn w:val="Normal"/>
-    <w:next w:val="Normal"/>
-    <w:link w:val="Heading2Char"/>
+    <w:basedOn w:val="Standaard"/>
+    <w:next w:val="Standaard"/>
+    <w:link w:val="Kop2Char"/>
     <w:uiPriority w:val="9"/>
     <w:unhideWhenUsed/>
     <w:qFormat/>
@@ -1557,11 +1648,11 @@
       <w:szCs w:val="32"/>
     </w:rPr>
   </w:style>
-  <w:style w:type="paragraph" w:styleId="Heading3">
+  <w:style w:type="paragraph" w:styleId="Kop3">
     <w:name w:val="heading 3"/>
-    <w:basedOn w:val="Normal"/>
-    <w:next w:val="Normal"/>
-    <w:link w:val="Heading3Char"/>
+    <w:basedOn w:val="Standaard"/>
+    <w:next w:val="Standaard"/>
+    <w:link w:val="Kop3Char"/>
     <w:uiPriority w:val="9"/>
     <w:unhideWhenUsed/>
     <w:qFormat/>
@@ -1579,11 +1670,11 @@
       <w:szCs w:val="28"/>
     </w:rPr>
   </w:style>
-  <w:style w:type="paragraph" w:styleId="Heading4">
+  <w:style w:type="paragraph" w:styleId="Kop4">
     <w:name w:val="heading 4"/>
-    <w:basedOn w:val="Normal"/>
-    <w:next w:val="Normal"/>
-    <w:link w:val="Heading4Char"/>
+    <w:basedOn w:val="Standaard"/>
+    <w:next w:val="Standaard"/>
+    <w:link w:val="Kop4Char"/>
     <w:uiPriority w:val="9"/>
     <w:semiHidden/>
     <w:unhideWhenUsed/>
@@ -1602,11 +1693,11 @@
       <w:color w:val="0F4761" w:themeColor="accent1" w:themeShade="BF"/>
     </w:rPr>
   </w:style>
-  <w:style w:type="paragraph" w:styleId="Heading5">
+  <w:style w:type="paragraph" w:styleId="Kop5">
     <w:name w:val="heading 5"/>
-    <w:basedOn w:val="Normal"/>
-    <w:next w:val="Normal"/>
-    <w:link w:val="Heading5Char"/>
+    <w:basedOn w:val="Standaard"/>
+    <w:next w:val="Standaard"/>
+    <w:link w:val="Kop5Char"/>
     <w:uiPriority w:val="9"/>
     <w:semiHidden/>
     <w:unhideWhenUsed/>
@@ -1623,11 +1714,11 @@
       <w:color w:val="0F4761" w:themeColor="accent1" w:themeShade="BF"/>
     </w:rPr>
   </w:style>
-  <w:style w:type="paragraph" w:styleId="Heading6">
+  <w:style w:type="paragraph" w:styleId="Kop6">
     <w:name w:val="heading 6"/>
-    <w:basedOn w:val="Normal"/>
-    <w:next w:val="Normal"/>
-    <w:link w:val="Heading6Char"/>
+    <w:basedOn w:val="Standaard"/>
+    <w:next w:val="Standaard"/>
+    <w:link w:val="Kop6Char"/>
     <w:uiPriority w:val="9"/>
     <w:semiHidden/>
     <w:unhideWhenUsed/>
@@ -1646,11 +1737,11 @@
       <w:color w:val="595959" w:themeColor="text1" w:themeTint="A6"/>
     </w:rPr>
   </w:style>
-  <w:style w:type="paragraph" w:styleId="Heading7">
+  <w:style w:type="paragraph" w:styleId="Kop7">
     <w:name w:val="heading 7"/>
-    <w:basedOn w:val="Normal"/>
-    <w:next w:val="Normal"/>
-    <w:link w:val="Heading7Char"/>
+    <w:basedOn w:val="Standaard"/>
+    <w:next w:val="Standaard"/>
+    <w:link w:val="Kop7Char"/>
     <w:uiPriority w:val="9"/>
     <w:semiHidden/>
     <w:unhideWhenUsed/>
@@ -1667,11 +1758,11 @@
       <w:color w:val="595959" w:themeColor="text1" w:themeTint="A6"/>
     </w:rPr>
   </w:style>
-  <w:style w:type="paragraph" w:styleId="Heading8">
+  <w:style w:type="paragraph" w:styleId="Kop8">
     <w:name w:val="heading 8"/>
-    <w:basedOn w:val="Normal"/>
-    <w:next w:val="Normal"/>
-    <w:link w:val="Heading8Char"/>
+    <w:basedOn w:val="Standaard"/>
+    <w:next w:val="Standaard"/>
+    <w:link w:val="Kop8Char"/>
     <w:uiPriority w:val="9"/>
     <w:semiHidden/>
     <w:unhideWhenUsed/>
@@ -1690,11 +1781,11 @@
       <w:color w:val="272727" w:themeColor="text1" w:themeTint="D8"/>
     </w:rPr>
   </w:style>
-  <w:style w:type="paragraph" w:styleId="Heading9">
+  <w:style w:type="paragraph" w:styleId="Kop9">
     <w:name w:val="heading 9"/>
-    <w:basedOn w:val="Normal"/>
-    <w:next w:val="Normal"/>
-    <w:link w:val="Heading9Char"/>
+    <w:basedOn w:val="Standaard"/>
+    <w:next w:val="Standaard"/>
+    <w:link w:val="Kop9Char"/>
     <w:uiPriority w:val="9"/>
     <w:semiHidden/>
     <w:unhideWhenUsed/>
@@ -1711,13 +1802,12 @@
       <w:color w:val="272727" w:themeColor="text1" w:themeTint="D8"/>
     </w:rPr>
   </w:style>
-  <w:style w:type="character" w:default="1" w:styleId="DefaultParagraphFont">
+  <w:style w:type="character" w:default="1" w:styleId="Standaardalinea-lettertype">
     <w:name w:val="Default Paragraph Font"/>
     <w:uiPriority w:val="1"/>
-    <w:semiHidden/>
     <w:unhideWhenUsed/>
   </w:style>
-  <w:style w:type="table" w:default="1" w:styleId="TableNormal">
+  <w:style w:type="table" w:default="1" w:styleId="Standaardtabel">
     <w:name w:val="Normal Table"/>
     <w:uiPriority w:val="99"/>
     <w:semiHidden/>
@@ -1732,16 +1822,16 @@
       </w:tblCellMar>
     </w:tblPr>
   </w:style>
-  <w:style w:type="numbering" w:default="1" w:styleId="NoList">
+  <w:style w:type="numbering" w:default="1" w:styleId="Geenlijst">
     <w:name w:val="No List"/>
     <w:uiPriority w:val="99"/>
     <w:semiHidden/>
     <w:unhideWhenUsed/>
   </w:style>
-  <w:style w:type="character" w:customStyle="1" w:styleId="Heading1Char">
-    <w:name w:val="Heading 1 Char"/>
-    <w:basedOn w:val="DefaultParagraphFont"/>
-    <w:link w:val="Heading1"/>
+  <w:style w:type="character" w:customStyle="1" w:styleId="Kop1Char">
+    <w:name w:val="Kop 1 Char"/>
+    <w:basedOn w:val="Standaardalinea-lettertype"/>
+    <w:link w:val="Kop1"/>
     <w:uiPriority w:val="9"/>
     <w:rsid w:val="00771842"/>
     <w:rPr>
@@ -1751,10 +1841,10 @@
       <w:szCs w:val="40"/>
     </w:rPr>
   </w:style>
-  <w:style w:type="character" w:customStyle="1" w:styleId="Heading2Char">
-    <w:name w:val="Heading 2 Char"/>
-    <w:basedOn w:val="DefaultParagraphFont"/>
-    <w:link w:val="Heading2"/>
+  <w:style w:type="character" w:customStyle="1" w:styleId="Kop2Char">
+    <w:name w:val="Kop 2 Char"/>
+    <w:basedOn w:val="Standaardalinea-lettertype"/>
+    <w:link w:val="Kop2"/>
     <w:uiPriority w:val="9"/>
     <w:rsid w:val="00771842"/>
     <w:rPr>
@@ -1764,10 +1854,10 @@
       <w:szCs w:val="32"/>
     </w:rPr>
   </w:style>
-  <w:style w:type="character" w:customStyle="1" w:styleId="Heading3Char">
-    <w:name w:val="Heading 3 Char"/>
-    <w:basedOn w:val="DefaultParagraphFont"/>
-    <w:link w:val="Heading3"/>
+  <w:style w:type="character" w:customStyle="1" w:styleId="Kop3Char">
+    <w:name w:val="Kop 3 Char"/>
+    <w:basedOn w:val="Standaardalinea-lettertype"/>
+    <w:link w:val="Kop3"/>
     <w:uiPriority w:val="9"/>
     <w:rsid w:val="00771842"/>
     <w:rPr>
@@ -1777,10 +1867,10 @@
       <w:szCs w:val="28"/>
     </w:rPr>
   </w:style>
-  <w:style w:type="character" w:customStyle="1" w:styleId="Heading4Char">
-    <w:name w:val="Heading 4 Char"/>
-    <w:basedOn w:val="DefaultParagraphFont"/>
-    <w:link w:val="Heading4"/>
+  <w:style w:type="character" w:customStyle="1" w:styleId="Kop4Char">
+    <w:name w:val="Kop 4 Char"/>
+    <w:basedOn w:val="Standaardalinea-lettertype"/>
+    <w:link w:val="Kop4"/>
     <w:uiPriority w:val="9"/>
     <w:semiHidden/>
     <w:rsid w:val="00771842"/>
@@ -1791,10 +1881,10 @@
       <w:color w:val="0F4761" w:themeColor="accent1" w:themeShade="BF"/>
     </w:rPr>
   </w:style>
-  <w:style w:type="character" w:customStyle="1" w:styleId="Heading5Char">
-    <w:name w:val="Heading 5 Char"/>
-    <w:basedOn w:val="DefaultParagraphFont"/>
-    <w:link w:val="Heading5"/>
+  <w:style w:type="character" w:customStyle="1" w:styleId="Kop5Char">
+    <w:name w:val="Kop 5 Char"/>
+    <w:basedOn w:val="Standaardalinea-lettertype"/>
+    <w:link w:val="Kop5"/>
     <w:uiPriority w:val="9"/>
     <w:semiHidden/>
     <w:rsid w:val="00771842"/>
@@ -1803,10 +1893,10 @@
       <w:color w:val="0F4761" w:themeColor="accent1" w:themeShade="BF"/>
     </w:rPr>
   </w:style>
-  <w:style w:type="character" w:customStyle="1" w:styleId="Heading6Char">
-    <w:name w:val="Heading 6 Char"/>
-    <w:basedOn w:val="DefaultParagraphFont"/>
-    <w:link w:val="Heading6"/>
+  <w:style w:type="character" w:customStyle="1" w:styleId="Kop6Char">
+    <w:name w:val="Kop 6 Char"/>
+    <w:basedOn w:val="Standaardalinea-lettertype"/>
+    <w:link w:val="Kop6"/>
     <w:uiPriority w:val="9"/>
     <w:semiHidden/>
     <w:rsid w:val="00771842"/>
@@ -1817,10 +1907,10 @@
       <w:color w:val="595959" w:themeColor="text1" w:themeTint="A6"/>
     </w:rPr>
   </w:style>
-  <w:style w:type="character" w:customStyle="1" w:styleId="Heading7Char">
-    <w:name w:val="Heading 7 Char"/>
-    <w:basedOn w:val="DefaultParagraphFont"/>
-    <w:link w:val="Heading7"/>
+  <w:style w:type="character" w:customStyle="1" w:styleId="Kop7Char">
+    <w:name w:val="Kop 7 Char"/>
+    <w:basedOn w:val="Standaardalinea-lettertype"/>
+    <w:link w:val="Kop7"/>
     <w:uiPriority w:val="9"/>
     <w:semiHidden/>
     <w:rsid w:val="00771842"/>
@@ -1829,10 +1919,10 @@
       <w:color w:val="595959" w:themeColor="text1" w:themeTint="A6"/>
     </w:rPr>
   </w:style>
-  <w:style w:type="character" w:customStyle="1" w:styleId="Heading8Char">
-    <w:name w:val="Heading 8 Char"/>
-    <w:basedOn w:val="DefaultParagraphFont"/>
-    <w:link w:val="Heading8"/>
+  <w:style w:type="character" w:customStyle="1" w:styleId="Kop8Char">
+    <w:name w:val="Kop 8 Char"/>
+    <w:basedOn w:val="Standaardalinea-lettertype"/>
+    <w:link w:val="Kop8"/>
     <w:uiPriority w:val="9"/>
     <w:semiHidden/>
     <w:rsid w:val="00771842"/>
@@ -1843,10 +1933,10 @@
       <w:color w:val="272727" w:themeColor="text1" w:themeTint="D8"/>
     </w:rPr>
   </w:style>
-  <w:style w:type="character" w:customStyle="1" w:styleId="Heading9Char">
-    <w:name w:val="Heading 9 Char"/>
-    <w:basedOn w:val="DefaultParagraphFont"/>
-    <w:link w:val="Heading9"/>
+  <w:style w:type="character" w:customStyle="1" w:styleId="Kop9Char">
+    <w:name w:val="Kop 9 Char"/>
+    <w:basedOn w:val="Standaardalinea-lettertype"/>
+    <w:link w:val="Kop9"/>
     <w:uiPriority w:val="9"/>
     <w:semiHidden/>
     <w:rsid w:val="00771842"/>
@@ -1855,11 +1945,11 @@
       <w:color w:val="272727" w:themeColor="text1" w:themeTint="D8"/>
     </w:rPr>
   </w:style>
-  <w:style w:type="paragraph" w:styleId="Title">
+  <w:style w:type="paragraph" w:styleId="Titel">
     <w:name w:val="Title"/>
-    <w:basedOn w:val="Normal"/>
-    <w:next w:val="Normal"/>
-    <w:link w:val="TitleChar"/>
+    <w:basedOn w:val="Standaard"/>
+    <w:next w:val="Standaard"/>
+    <w:link w:val="TitelChar"/>
     <w:uiPriority w:val="10"/>
     <w:qFormat/>
     <w:rsid w:val="00771842"/>
@@ -1875,10 +1965,10 @@
       <w:szCs w:val="56"/>
     </w:rPr>
   </w:style>
-  <w:style w:type="character" w:customStyle="1" w:styleId="TitleChar">
-    <w:name w:val="Title Char"/>
-    <w:basedOn w:val="DefaultParagraphFont"/>
-    <w:link w:val="Title"/>
+  <w:style w:type="character" w:customStyle="1" w:styleId="TitelChar">
+    <w:name w:val="Titel Char"/>
+    <w:basedOn w:val="Standaardalinea-lettertype"/>
+    <w:link w:val="Titel"/>
     <w:uiPriority w:val="10"/>
     <w:rsid w:val="00771842"/>
     <w:rPr>
@@ -1889,11 +1979,11 @@
       <w:szCs w:val="56"/>
     </w:rPr>
   </w:style>
-  <w:style w:type="paragraph" w:styleId="Subtitle">
+  <w:style w:type="paragraph" w:styleId="Ondertitel">
     <w:name w:val="Subtitle"/>
-    <w:basedOn w:val="Normal"/>
-    <w:next w:val="Normal"/>
-    <w:link w:val="SubtitleChar"/>
+    <w:basedOn w:val="Standaard"/>
+    <w:next w:val="Standaard"/>
+    <w:link w:val="OndertitelChar"/>
     <w:uiPriority w:val="11"/>
     <w:qFormat/>
     <w:rsid w:val="00771842"/>
@@ -1910,10 +2000,10 @@
       <w:szCs w:val="28"/>
     </w:rPr>
   </w:style>
-  <w:style w:type="character" w:customStyle="1" w:styleId="SubtitleChar">
-    <w:name w:val="Subtitle Char"/>
-    <w:basedOn w:val="DefaultParagraphFont"/>
-    <w:link w:val="Subtitle"/>
+  <w:style w:type="character" w:customStyle="1" w:styleId="OndertitelChar">
+    <w:name w:val="Ondertitel Char"/>
+    <w:basedOn w:val="Standaardalinea-lettertype"/>
+    <w:link w:val="Ondertitel"/>
     <w:uiPriority w:val="11"/>
     <w:rsid w:val="00771842"/>
     <w:rPr>
@@ -1924,11 +2014,11 @@
       <w:szCs w:val="28"/>
     </w:rPr>
   </w:style>
-  <w:style w:type="paragraph" w:styleId="Quote">
+  <w:style w:type="paragraph" w:styleId="Citaat">
     <w:name w:val="Quote"/>
-    <w:basedOn w:val="Normal"/>
-    <w:next w:val="Normal"/>
-    <w:link w:val="QuoteChar"/>
+    <w:basedOn w:val="Standaard"/>
+    <w:next w:val="Standaard"/>
+    <w:link w:val="CitaatChar"/>
     <w:uiPriority w:val="29"/>
     <w:qFormat/>
     <w:rsid w:val="00771842"/>
@@ -1942,10 +2032,10 @@
       <w:color w:val="404040" w:themeColor="text1" w:themeTint="BF"/>
     </w:rPr>
   </w:style>
-  <w:style w:type="character" w:customStyle="1" w:styleId="QuoteChar">
-    <w:name w:val="Quote Char"/>
-    <w:basedOn w:val="DefaultParagraphFont"/>
-    <w:link w:val="Quote"/>
+  <w:style w:type="character" w:customStyle="1" w:styleId="CitaatChar">
+    <w:name w:val="Citaat Char"/>
+    <w:basedOn w:val="Standaardalinea-lettertype"/>
+    <w:link w:val="Citaat"/>
     <w:uiPriority w:val="29"/>
     <w:rsid w:val="00771842"/>
     <w:rPr>
@@ -1954,9 +2044,9 @@
       <w:color w:val="404040" w:themeColor="text1" w:themeTint="BF"/>
     </w:rPr>
   </w:style>
-  <w:style w:type="paragraph" w:styleId="ListParagraph">
+  <w:style w:type="paragraph" w:styleId="Lijstalinea">
     <w:name w:val="List Paragraph"/>
-    <w:basedOn w:val="Normal"/>
+    <w:basedOn w:val="Standaard"/>
     <w:uiPriority w:val="34"/>
     <w:qFormat/>
     <w:rsid w:val="00771842"/>
@@ -1965,9 +2055,9 @@
       <w:contextualSpacing/>
     </w:pPr>
   </w:style>
-  <w:style w:type="character" w:styleId="IntenseEmphasis">
+  <w:style w:type="character" w:styleId="Intensievebenadrukking">
     <w:name w:val="Intense Emphasis"/>
-    <w:basedOn w:val="DefaultParagraphFont"/>
+    <w:basedOn w:val="Standaardalinea-lettertype"/>
     <w:uiPriority w:val="21"/>
     <w:qFormat/>
     <w:rsid w:val="00771842"/>
@@ -1977,11 +2067,11 @@
       <w:color w:val="0F4761" w:themeColor="accent1" w:themeShade="BF"/>
     </w:rPr>
   </w:style>
-  <w:style w:type="paragraph" w:styleId="IntenseQuote">
+  <w:style w:type="paragraph" w:styleId="Duidelijkcitaat">
     <w:name w:val="Intense Quote"/>
-    <w:basedOn w:val="Normal"/>
-    <w:next w:val="Normal"/>
-    <w:link w:val="IntenseQuoteChar"/>
+    <w:basedOn w:val="Standaard"/>
+    <w:next w:val="Standaard"/>
+    <w:link w:val="DuidelijkcitaatChar"/>
     <w:uiPriority w:val="30"/>
     <w:qFormat/>
     <w:rsid w:val="00771842"/>
@@ -2000,10 +2090,10 @@
       <w:color w:val="0F4761" w:themeColor="accent1" w:themeShade="BF"/>
     </w:rPr>
   </w:style>
-  <w:style w:type="character" w:customStyle="1" w:styleId="IntenseQuoteChar">
-    <w:name w:val="Intense Quote Char"/>
-    <w:basedOn w:val="DefaultParagraphFont"/>
-    <w:link w:val="IntenseQuote"/>
+  <w:style w:type="character" w:customStyle="1" w:styleId="DuidelijkcitaatChar">
+    <w:name w:val="Duidelijk citaat Char"/>
+    <w:basedOn w:val="Standaardalinea-lettertype"/>
+    <w:link w:val="Duidelijkcitaat"/>
     <w:uiPriority w:val="30"/>
     <w:rsid w:val="00771842"/>
     <w:rPr>
@@ -2012,9 +2102,9 @@
       <w:color w:val="0F4761" w:themeColor="accent1" w:themeShade="BF"/>
     </w:rPr>
   </w:style>
-  <w:style w:type="character" w:styleId="IntenseReference">
+  <w:style w:type="character" w:styleId="Intensieveverwijzing">
     <w:name w:val="Intense Reference"/>
-    <w:basedOn w:val="DefaultParagraphFont"/>
+    <w:basedOn w:val="Standaardalinea-lettertype"/>
     <w:uiPriority w:val="32"/>
     <w:qFormat/>
     <w:rsid w:val="00771842"/>
@@ -2024,6 +2114,17 @@
       <w:smallCaps/>
       <w:color w:val="0F4761" w:themeColor="accent1" w:themeShade="BF"/>
       <w:spacing w:val="5"/>
+    </w:rPr>
+  </w:style>
+  <w:style w:type="paragraph" w:styleId="Normaalweb">
+    <w:name w:val="Normal (Web)"/>
+    <w:basedOn w:val="Standaard"/>
+    <w:uiPriority w:val="99"/>
+    <w:semiHidden/>
+    <w:unhideWhenUsed/>
+    <w:rsid w:val="00826607"/>
+    <w:rPr>
+      <w:rFonts w:ascii="Times New Roman" w:hAnsi="Times New Roman" w:cs="Times New Roman"/>
     </w:rPr>
   </w:style>
 </w:styles>

--- a/MidnightCrew-doc.docx
+++ b/MidnightCrew-doc.docx
@@ -102,8 +102,13 @@
         <w:t xml:space="preserve"> </w:t>
       </w:r>
       <w:r>
-        <w:t>First person shooter</w:t>
-      </w:r>
+        <w:t xml:space="preserve">First person </w:t>
+      </w:r>
+      <w:proofErr w:type="spellStart"/>
+      <w:r>
+        <w:t>shooter</w:t>
+      </w:r>
+      <w:proofErr w:type="spellEnd"/>
     </w:p>
     <w:p>
       <w:r>
@@ -146,12 +151,14 @@
       <w:r>
         <w:t xml:space="preserve">n </w:t>
       </w:r>
+      <w:proofErr w:type="spellStart"/>
       <w:r>
         <w:t>sh</w:t>
       </w:r>
       <w:r>
         <w:t>ooting</w:t>
       </w:r>
+      <w:proofErr w:type="spellEnd"/>
       <w:r>
         <w:t>, span</w:t>
       </w:r>
@@ -293,32 +300,41 @@
     </w:p>
     <w:p>
       <w:r>
-        <w:t>In Midnight Sniper sta je als scherpschutter op een donker dak boven een druk plein. Door de regen en duisternis zie je beneden alleen grijze, onherkenbare schimmen. Je weet wie je moet uitschakelen, maar in het donker is iedereen gelijk. Je enige kans is de bliksem. Zodra het flitst, licht de stad kort op en zie je eindelijk kleur. In die fractie van een seconde moet je jouw doelwit herkennen en onthouden waar hij loopt. Zodra het weer donker is, moet je op je geheugen vertrouwen. Je richt je vizier op de plek waar je denkt dat je doelwit nu loopt en haalt de trekker over. Het is een zenuwslopend spel van observatie en timing: één fout schot in het donker en je missie is voorbij.</w:t>
-      </w:r>
-    </w:p>
-    <w:p>
-      <w:pPr>
-        <w:rPr>
-          <w:b/>
-          <w:bCs/>
-        </w:rPr>
-      </w:pPr>
-    </w:p>
-    <w:p>
-      <w:pPr>
-        <w:rPr>
-          <w:b/>
-          <w:bCs/>
-        </w:rPr>
-      </w:pPr>
-    </w:p>
-    <w:p>
-      <w:pPr>
-        <w:rPr>
-          <w:b/>
-          <w:bCs/>
-        </w:rPr>
-      </w:pPr>
+        <w:t xml:space="preserve">In </w:t>
+      </w:r>
+      <w:proofErr w:type="spellStart"/>
+      <w:r>
+        <w:t>Midnight</w:t>
+      </w:r>
+      <w:proofErr w:type="spellEnd"/>
+      <w:r>
+        <w:t xml:space="preserve"> Sniper sta je als scherpschutter op een donker dak boven een druk plein. Door de regen en duisternis zie je beneden alleen grijze, onherkenbare schimmen. Je weet wie je moet uitschakelen, maar in het donker is iedereen gelijk. Je enige kans is de bliksem. Zodra het flitst, licht de stad kort op en zie je eindelijk kleur. In die fractie van een seconde moet je jouw doelwit herkennen en onthouden waar hij loopt. Zodra het weer donker is, moet je op je geheugen vertrouwen. Je richt je vizier op de plek waar je denkt dat je doelwit nu loopt en haalt de trekker over. Het is een zenuwslopend spel van observatie en timing: één fout schot in het donker en je missie is voorbij.</w:t>
+      </w:r>
+    </w:p>
+    <w:p>
+      <w:pPr>
+        <w:rPr>
+          <w:b/>
+          <w:bCs/>
+        </w:rPr>
+      </w:pPr>
+    </w:p>
+    <w:p>
+      <w:pPr>
+        <w:rPr>
+          <w:b/>
+          <w:bCs/>
+        </w:rPr>
+      </w:pPr>
+    </w:p>
+    <w:p>
+      <w:pPr>
+        <w:rPr>
+          <w:b/>
+          <w:bCs/>
+        </w:rPr>
+      </w:pPr>
+      <w:proofErr w:type="spellStart"/>
       <w:r>
         <w:rPr>
           <w:b/>
@@ -327,6 +343,7 @@
         <w:lastRenderedPageBreak/>
         <w:t>Mechanics</w:t>
       </w:r>
+      <w:proofErr w:type="spellEnd"/>
     </w:p>
     <w:p>
       <w:pPr>
@@ -336,8 +353,21 @@
           <w:numId w:val="1"/>
         </w:numPr>
       </w:pPr>
-      <w:r>
-        <w:t>Scopen / Inzoemen</w:t>
+      <w:proofErr w:type="spellStart"/>
+      <w:proofErr w:type="gramStart"/>
+      <w:r>
+        <w:t>Scopen</w:t>
+      </w:r>
+      <w:proofErr w:type="spellEnd"/>
+      <w:r>
+        <w:t xml:space="preserve"> /</w:t>
+      </w:r>
+      <w:proofErr w:type="gramEnd"/>
+      <w:r>
+        <w:t xml:space="preserve"> </w:t>
+      </w:r>
+      <w:r>
+        <w:t>Inzoomen</w:t>
       </w:r>
     </w:p>
     <w:p>
@@ -360,8 +390,13 @@
           <w:numId w:val="1"/>
         </w:numPr>
       </w:pPr>
-      <w:r>
-        <w:t>SloMo (vertraagt het spel)</w:t>
+      <w:proofErr w:type="spellStart"/>
+      <w:r>
+        <w:t>SloMo</w:t>
+      </w:r>
+      <w:proofErr w:type="spellEnd"/>
+      <w:r>
+        <w:t xml:space="preserve"> (vertraagt het spel)</w:t>
       </w:r>
     </w:p>
     <w:p>
@@ -372,8 +407,13 @@
           <w:numId w:val="1"/>
         </w:numPr>
       </w:pPr>
-      <w:r>
-        <w:t>Kijken / Rondzoeken</w:t>
+      <w:proofErr w:type="gramStart"/>
+      <w:r>
+        <w:t>Kijken /</w:t>
+      </w:r>
+      <w:proofErr w:type="gramEnd"/>
+      <w:r>
+        <w:t xml:space="preserve"> Rondzoeken</w:t>
       </w:r>
     </w:p>
     <w:p>
@@ -444,12 +484,14 @@
       <w:r>
         <w:t xml:space="preserve">y </w:t>
       </w:r>
+      <w:proofErr w:type="spellStart"/>
       <w:r>
         <w:t>mappin</w:t>
       </w:r>
       <w:r>
         <w:t>g</w:t>
       </w:r>
+      <w:proofErr w:type="spellEnd"/>
     </w:p>
     <w:p>
       <w:pPr>
@@ -482,13 +524,38 @@
       <w:pPr>
         <w:pStyle w:val="Kop2"/>
       </w:pPr>
+      <w:proofErr w:type="gramStart"/>
       <w:r>
         <w:rPr>
           <w:b/>
           <w:bCs/>
         </w:rPr>
         <w:lastRenderedPageBreak/>
-        <w:t>Verhaal / Immersive Design</w:t>
+        <w:t>Verhaal /</w:t>
+      </w:r>
+      <w:proofErr w:type="gramEnd"/>
+      <w:r>
+        <w:rPr>
+          <w:b/>
+          <w:bCs/>
+        </w:rPr>
+        <w:t xml:space="preserve"> </w:t>
+      </w:r>
+      <w:proofErr w:type="spellStart"/>
+      <w:r>
+        <w:rPr>
+          <w:b/>
+          <w:bCs/>
+        </w:rPr>
+        <w:t>Immersive</w:t>
+      </w:r>
+      <w:proofErr w:type="spellEnd"/>
+      <w:r>
+        <w:rPr>
+          <w:b/>
+          <w:bCs/>
+        </w:rPr>
+        <w:t xml:space="preserve"> Design</w:t>
       </w:r>
     </w:p>
     <w:p>
@@ -523,7 +590,21 @@
         <w:rPr>
           <w:rFonts w:eastAsiaTheme="minorEastAsia"/>
         </w:rPr>
-        <w:t>Je bent een schim in de nacht. Een professionele hitman die pas tot leven komt als de rest van de wereld slaapt. Jouw speelveld? De gitzwarte duisternis. Jouw doel? Vier specifieke targets uitschakelen.</w:t>
+        <w:t xml:space="preserve">Je bent een schim in de nacht. Een professionele </w:t>
+      </w:r>
+      <w:proofErr w:type="spellStart"/>
+      <w:r>
+        <w:rPr>
+          <w:rFonts w:eastAsiaTheme="minorEastAsia"/>
+        </w:rPr>
+        <w:t>hitman</w:t>
+      </w:r>
+      <w:proofErr w:type="spellEnd"/>
+      <w:r>
+        <w:rPr>
+          <w:rFonts w:eastAsiaTheme="minorEastAsia"/>
+        </w:rPr>
+        <w:t xml:space="preserve"> die pas tot leven komt als de rest van de wereld slaapt. Jouw speelveld? De gitzwarte duisternis. Jouw doel? Vier specifieke targets uitschakelen.</w:t>
       </w:r>
     </w:p>
     <w:p>
@@ -596,8 +677,13 @@
     </w:p>
     <w:p>
       <w:r>
-        <w:t>Om deze wereld zo donker en ruw te laten lijken maakten we gebruik van allerlei assets/ models</w:t>
-      </w:r>
+        <w:t xml:space="preserve">Om deze wereld zo donker en ruw te laten lijken maakten we gebruik van allerlei assets/ </w:t>
+      </w:r>
+      <w:proofErr w:type="spellStart"/>
+      <w:r>
+        <w:t>models</w:t>
+      </w:r>
+      <w:proofErr w:type="spellEnd"/>
     </w:p>
     <w:p>
       <w:pPr>
@@ -608,7 +694,15 @@
         </w:numPr>
       </w:pPr>
       <w:r>
-        <w:t>Omgeving &amp; personages: Wij gebruikte gratis assetpacks van Sketchfab voor onze omgeving te maken</w:t>
+        <w:t xml:space="preserve">Omgeving &amp; personages: Wij gebruikte gratis assetpacks van </w:t>
+      </w:r>
+      <w:proofErr w:type="spellStart"/>
+      <w:r>
+        <w:t>Sketchfab</w:t>
+      </w:r>
+      <w:proofErr w:type="spellEnd"/>
+      <w:r>
+        <w:t xml:space="preserve"> voor onze omgeving te maken</w:t>
       </w:r>
     </w:p>
     <w:p>
@@ -622,8 +716,13 @@
       <w:r>
         <w:t xml:space="preserve">We hebben ook geluiden en muziekstukken geïmplementeerd. Zoals het schieten en inzoomen. Ook hebben we een spannend muziekstuk dat voortdurend afspeelt voor de spanning meer op te wekken. We gebruikte de gratis geluiden van </w:t>
       </w:r>
-      <w:r>
-        <w:t>Pixabay.</w:t>
+      <w:proofErr w:type="spellStart"/>
+      <w:r>
+        <w:t>Pixabay</w:t>
+      </w:r>
+      <w:proofErr w:type="spellEnd"/>
+      <w:r>
+        <w:t>.</w:t>
       </w:r>
     </w:p>
     <w:p>
@@ -652,6 +751,7 @@
         </w:rPr>
         <w:t xml:space="preserve"> </w:t>
       </w:r>
+      <w:proofErr w:type="spellStart"/>
       <w:r>
         <w:rPr>
           <w:lang w:val="en-US"/>
@@ -664,18 +764,27 @@
         </w:rPr>
         <w:t>blad</w:t>
       </w:r>
+      <w:proofErr w:type="spellEnd"/>
       <w:r>
         <w:rPr>
           <w:lang w:val="en-US"/>
         </w:rPr>
-        <w:t>, Slowmo</w:t>
-      </w:r>
+        <w:t xml:space="preserve">, </w:t>
+      </w:r>
+      <w:proofErr w:type="spellStart"/>
       <w:r>
         <w:rPr>
           <w:lang w:val="en-US"/>
         </w:rPr>
+        <w:t>Slowmo</w:t>
+      </w:r>
+      <w:r>
+        <w:rPr>
+          <w:lang w:val="en-US"/>
+        </w:rPr>
         <w:t>bar</w:t>
       </w:r>
+      <w:proofErr w:type="spellEnd"/>
       <w:r>
         <w:rPr>
           <w:lang w:val="en-US"/>
@@ -712,8 +821,17 @@
           <w:bCs/>
         </w:rPr>
         <w:lastRenderedPageBreak/>
-        <w:t>Level Ideas</w:t>
-      </w:r>
+        <w:t xml:space="preserve">Level </w:t>
+      </w:r>
+      <w:proofErr w:type="spellStart"/>
+      <w:r>
+        <w:rPr>
+          <w:b/>
+          <w:bCs/>
+        </w:rPr>
+        <w:t>Ideas</w:t>
+      </w:r>
+      <w:proofErr w:type="spellEnd"/>
     </w:p>
     <w:p>
       <w:r>
@@ -816,11 +934,37 @@
         <w:t>e introductie van het spel. Hier leer je</w:t>
       </w:r>
       <w:r>
-        <w:t xml:space="preserve"> al de mechanics en leer je hoe je een hitman wordt. Je bent een beginnende hitman en start je eerste missie de tutorial. Je start op een dak en moet goed kunnen bewegen en naar verschillende daken kunnen overspringen. Vervolgens leer je hoe je je wapen moet gebruiken en hoe je je target moet neerschieten. Als laatste leer je jouw speciale </w:t>
-      </w:r>
+        <w:t xml:space="preserve"> al de </w:t>
+      </w:r>
+      <w:proofErr w:type="spellStart"/>
+      <w:r>
+        <w:t>mechanics</w:t>
+      </w:r>
+      <w:proofErr w:type="spellEnd"/>
+      <w:r>
+        <w:t xml:space="preserve"> en leer je hoe je een </w:t>
+      </w:r>
+      <w:proofErr w:type="spellStart"/>
+      <w:r>
+        <w:t>hitman</w:t>
+      </w:r>
+      <w:proofErr w:type="spellEnd"/>
+      <w:r>
+        <w:t xml:space="preserve"> wordt. Je bent een beginnende </w:t>
+      </w:r>
+      <w:proofErr w:type="spellStart"/>
+      <w:r>
+        <w:t>hitman</w:t>
+      </w:r>
+      <w:proofErr w:type="spellEnd"/>
+      <w:r>
+        <w:t xml:space="preserve"> en start je eerste missie de tutorial. Je start op een dak en moet goed kunnen bewegen en naar verschillende daken kunnen overspringen. Vervolgens leer je hoe je je wapen moet gebruiken en hoe je je target moet neerschieten. Als laatste leer je jouw speciale </w:t>
+      </w:r>
+      <w:proofErr w:type="spellStart"/>
       <w:r>
         <w:t>abilities</w:t>
       </w:r>
+      <w:proofErr w:type="spellEnd"/>
       <w:r>
         <w:t>, hoe je de tijd even kunt vertragen voor een korte tijd.</w:t>
       </w:r>
@@ -862,7 +1006,15 @@
         <w:t xml:space="preserve">: </w:t>
       </w:r>
       <w:r>
-        <w:t>Je houdt je oog naar een parkje. Hier ziet je target verstopt. Past op er zijn ook burgers die je niet mag raken. Gebruik je mechanics goed en schakel je target uit.</w:t>
+        <w:t xml:space="preserve">Je houdt je oog naar een parkje. Hier ziet je target verstopt. Past op er zijn ook burgers die je niet mag raken. Gebruik je </w:t>
+      </w:r>
+      <w:proofErr w:type="spellStart"/>
+      <w:r>
+        <w:t>mechanics</w:t>
+      </w:r>
+      <w:proofErr w:type="spellEnd"/>
+      <w:r>
+        <w:t xml:space="preserve"> goed en schakel je target uit.</w:t>
       </w:r>
     </w:p>
     <w:p>
@@ -1805,6 +1957,7 @@
   <w:style w:type="character" w:default="1" w:styleId="Standaardalinea-lettertype">
     <w:name w:val="Default Paragraph Font"/>
     <w:uiPriority w:val="1"/>
+    <w:semiHidden/>
     <w:unhideWhenUsed/>
   </w:style>
   <w:style w:type="table" w:default="1" w:styleId="Standaardtabel">
